--- a/КД/Спецификации/21М298-КЭ2-000.docx
+++ b/КД/Спецификации/21М298-КЭ2-000.docx
@@ -249,6 +249,7 @@
                 <w:szCs w:val="28"/>
               </w:rPr>
             </w:pPr>
+            <w:proofErr w:type="gramStart"/>
             <w:r>
               <w:rPr>
                 <w:rFonts w:ascii="ГОСТ тип А" w:hAnsi="ГОСТ тип А" w:cs="Times New Roman"/>
@@ -256,8 +257,20 @@
                 <w:sz w:val="28"/>
                 <w:szCs w:val="28"/>
               </w:rPr>
-              <w:t>Приме-чание</w:t>
+              <w:t>Приме-</w:t>
             </w:r>
+            <w:proofErr w:type="spellStart"/>
+            <w:r>
+              <w:rPr>
+                <w:rFonts w:ascii="ГОСТ тип А" w:hAnsi="ГОСТ тип А" w:cs="Times New Roman"/>
+                <w:i/>
+                <w:sz w:val="28"/>
+                <w:szCs w:val="28"/>
+              </w:rPr>
+              <w:t>чание</w:t>
+            </w:r>
+            <w:proofErr w:type="spellEnd"/>
+            <w:proofErr w:type="gramEnd"/>
           </w:p>
         </w:tc>
       </w:tr>
@@ -903,7 +916,25 @@
                 <w:sz w:val="28"/>
                 <w:szCs w:val="28"/>
               </w:rPr>
-              <w:t>21М298-КЭ2-000</w:t>
+              <w:t>21М298-</w:t>
+            </w:r>
+            <w:r>
+              <w:rPr>
+                <w:rFonts w:ascii="ГОСТ тип А" w:hAnsi="ГОСТ тип А" w:cs="Times New Roman"/>
+                <w:i/>
+                <w:sz w:val="28"/>
+                <w:szCs w:val="28"/>
+              </w:rPr>
+              <w:t>ВКР</w:t>
+            </w:r>
+            <w:r>
+              <w:rPr>
+                <w:rFonts w:ascii="ГОСТ тип А" w:hAnsi="ГОСТ тип А" w:cs="Times New Roman"/>
+                <w:i/>
+                <w:sz w:val="28"/>
+                <w:szCs w:val="28"/>
+              </w:rPr>
+              <w:t>-000</w:t>
             </w:r>
             <w:r>
               <w:rPr>
@@ -1633,7 +1664,25 @@
                 <w:sz w:val="28"/>
                 <w:szCs w:val="28"/>
               </w:rPr>
-              <w:t>21М298-КЭ2-100</w:t>
+              <w:t>21М298-</w:t>
+            </w:r>
+            <w:r>
+              <w:rPr>
+                <w:rFonts w:ascii="ГОСТ тип А" w:hAnsi="ГОСТ тип А" w:cs="Times New Roman"/>
+                <w:i/>
+                <w:sz w:val="28"/>
+                <w:szCs w:val="28"/>
+              </w:rPr>
+              <w:t>ВКР</w:t>
+            </w:r>
+            <w:r>
+              <w:rPr>
+                <w:rFonts w:ascii="ГОСТ тип А" w:hAnsi="ГОСТ тип А" w:cs="Times New Roman"/>
+                <w:i/>
+                <w:sz w:val="28"/>
+                <w:szCs w:val="28"/>
+              </w:rPr>
+              <w:t>-100</w:t>
             </w:r>
           </w:p>
         </w:tc>
@@ -1837,7 +1886,25 @@
                 <w:sz w:val="28"/>
                 <w:szCs w:val="28"/>
               </w:rPr>
-              <w:t xml:space="preserve"> 21М298-КЭ2-200</w:t>
+              <w:t xml:space="preserve"> 21М298-</w:t>
+            </w:r>
+            <w:r>
+              <w:rPr>
+                <w:rFonts w:ascii="ГОСТ тип А" w:hAnsi="ГОСТ тип А" w:cs="Times New Roman"/>
+                <w:i/>
+                <w:sz w:val="28"/>
+                <w:szCs w:val="28"/>
+              </w:rPr>
+              <w:t>ВКР</w:t>
+            </w:r>
+            <w:r>
+              <w:rPr>
+                <w:rFonts w:ascii="ГОСТ тип А" w:hAnsi="ГОСТ тип А" w:cs="Times New Roman"/>
+                <w:i/>
+                <w:sz w:val="28"/>
+                <w:szCs w:val="28"/>
+              </w:rPr>
+              <w:t>-200</w:t>
             </w:r>
           </w:p>
         </w:tc>
@@ -2041,7 +2108,25 @@
                 <w:sz w:val="28"/>
                 <w:szCs w:val="28"/>
               </w:rPr>
-              <w:t xml:space="preserve"> 21М298-КЭ2-300</w:t>
+              <w:t xml:space="preserve"> 21М298-</w:t>
+            </w:r>
+            <w:r>
+              <w:rPr>
+                <w:rFonts w:ascii="ГОСТ тип А" w:hAnsi="ГОСТ тип А" w:cs="Times New Roman"/>
+                <w:i/>
+                <w:sz w:val="28"/>
+                <w:szCs w:val="28"/>
+              </w:rPr>
+              <w:t>ВКР</w:t>
+            </w:r>
+            <w:r>
+              <w:rPr>
+                <w:rFonts w:ascii="ГОСТ тип А" w:hAnsi="ГОСТ тип А" w:cs="Times New Roman"/>
+                <w:i/>
+                <w:sz w:val="28"/>
+                <w:szCs w:val="28"/>
+              </w:rPr>
+              <w:t>-300</w:t>
             </w:r>
           </w:p>
         </w:tc>
@@ -2075,7 +2160,7 @@
                 <w:sz w:val="28"/>
                 <w:szCs w:val="28"/>
               </w:rPr>
-              <w:t>Ремень</w:t>
+              <w:t>Главная передача</w:t>
             </w:r>
           </w:p>
         </w:tc>
@@ -2245,7 +2330,25 @@
                 <w:sz w:val="28"/>
                 <w:szCs w:val="28"/>
               </w:rPr>
-              <w:t xml:space="preserve"> 21М298-КЭ2-400</w:t>
+              <w:t xml:space="preserve"> 21М298</w:t>
+            </w:r>
+            <w:r>
+              <w:rPr>
+                <w:rFonts w:ascii="ГОСТ тип А" w:hAnsi="ГОСТ тип А" w:cs="Times New Roman"/>
+                <w:i/>
+                <w:sz w:val="28"/>
+                <w:szCs w:val="28"/>
+              </w:rPr>
+              <w:t>-ВКР</w:t>
+            </w:r>
+            <w:r>
+              <w:rPr>
+                <w:rFonts w:ascii="ГОСТ тип А" w:hAnsi="ГОСТ тип А" w:cs="Times New Roman"/>
+                <w:i/>
+                <w:sz w:val="28"/>
+                <w:szCs w:val="28"/>
+              </w:rPr>
+              <w:t>-400</w:t>
             </w:r>
           </w:p>
         </w:tc>
@@ -2279,7 +2382,7 @@
                 <w:sz w:val="28"/>
                 <w:szCs w:val="28"/>
               </w:rPr>
-              <w:t>Дифференциал</w:t>
+              <w:t>Электродвигатель</w:t>
             </w:r>
           </w:p>
         </w:tc>
@@ -2449,7 +2552,25 @@
                 <w:sz w:val="28"/>
                 <w:szCs w:val="28"/>
               </w:rPr>
-              <w:t xml:space="preserve"> 21М298-КЭ2-500</w:t>
+              <w:t xml:space="preserve"> 21М298-ВКР-</w:t>
+            </w:r>
+            <w:r>
+              <w:rPr>
+                <w:rFonts w:ascii="ГОСТ тип А" w:hAnsi="ГОСТ тип А" w:cs="Times New Roman"/>
+                <w:i/>
+                <w:sz w:val="28"/>
+                <w:szCs w:val="28"/>
+              </w:rPr>
+              <w:t>5</w:t>
+            </w:r>
+            <w:r>
+              <w:rPr>
+                <w:rFonts w:ascii="ГОСТ тип А" w:hAnsi="ГОСТ тип А" w:cs="Times New Roman"/>
+                <w:i/>
+                <w:sz w:val="28"/>
+                <w:szCs w:val="28"/>
+              </w:rPr>
+              <w:t>00</w:t>
             </w:r>
           </w:p>
         </w:tc>
@@ -2483,7 +2604,7 @@
                 <w:sz w:val="28"/>
                 <w:szCs w:val="28"/>
               </w:rPr>
-              <w:t>Редуктор</w:t>
+              <w:t>Насос</w:t>
             </w:r>
           </w:p>
         </w:tc>
@@ -2515,7 +2636,7 @@
                 <w:sz w:val="28"/>
                 <w:szCs w:val="28"/>
               </w:rPr>
-              <w:t>1</w:t>
+              <w:t>5</w:t>
             </w:r>
           </w:p>
         </w:tc>
@@ -2612,15 +2733,6 @@
                 <w:szCs w:val="28"/>
               </w:rPr>
             </w:pPr>
-            <w:r>
-              <w:rPr>
-                <w:rFonts w:ascii="ГОСТ тип А" w:hAnsi="ГОСТ тип А" w:cs="Times New Roman"/>
-                <w:i/>
-                <w:sz w:val="28"/>
-                <w:szCs w:val="28"/>
-              </w:rPr>
-              <w:t>6</w:t>
-            </w:r>
           </w:p>
         </w:tc>
         <w:tc>
@@ -2646,33 +2758,6 @@
                 <w:szCs w:val="28"/>
               </w:rPr>
             </w:pPr>
-            <w:r>
-              <w:rPr>
-                <w:rFonts w:ascii="ГОСТ тип А" w:hAnsi="ГОСТ тип А" w:cs="Times New Roman"/>
-                <w:i/>
-                <w:sz w:val="28"/>
-                <w:szCs w:val="28"/>
-              </w:rPr>
-              <w:t xml:space="preserve"> 21М298-КЭ2-</w:t>
-            </w:r>
-            <w:r>
-              <w:rPr>
-                <w:rFonts w:ascii="ГОСТ тип А" w:hAnsi="ГОСТ тип А" w:cs="Times New Roman"/>
-                <w:i/>
-                <w:sz w:val="28"/>
-                <w:szCs w:val="28"/>
-              </w:rPr>
-              <w:t>6</w:t>
-            </w:r>
-            <w:r>
-              <w:rPr>
-                <w:rFonts w:ascii="ГОСТ тип А" w:hAnsi="ГОСТ тип А" w:cs="Times New Roman"/>
-                <w:i/>
-                <w:sz w:val="28"/>
-                <w:szCs w:val="28"/>
-              </w:rPr>
-              <w:t>00</w:t>
-            </w:r>
           </w:p>
         </w:tc>
         <w:tc>
@@ -2698,15 +2783,6 @@
                 <w:szCs w:val="28"/>
               </w:rPr>
             </w:pPr>
-            <w:r>
-              <w:rPr>
-                <w:rFonts w:ascii="ГОСТ тип А" w:hAnsi="ГОСТ тип А" w:cs="Times New Roman"/>
-                <w:i/>
-                <w:sz w:val="28"/>
-                <w:szCs w:val="28"/>
-              </w:rPr>
-              <w:t>Картер</w:t>
-            </w:r>
           </w:p>
         </w:tc>
         <w:tc>
@@ -2730,15 +2806,6 @@
                 <w:szCs w:val="28"/>
               </w:rPr>
             </w:pPr>
-            <w:r>
-              <w:rPr>
-                <w:rFonts w:ascii="ГОСТ тип А" w:hAnsi="ГОСТ тип А" w:cs="Times New Roman"/>
-                <w:i/>
-                <w:sz w:val="28"/>
-                <w:szCs w:val="28"/>
-              </w:rPr>
-              <w:t>1</w:t>
-            </w:r>
           </w:p>
         </w:tc>
         <w:tc>
@@ -10378,25 +10445,7 @@
               <w:sz w:val="44"/>
               <w:szCs w:val="44"/>
             </w:rPr>
-            <w:t>2110</w:t>
-          </w:r>
-          <w:r>
-            <w:rPr>
-              <w:rFonts w:ascii="ГОСТ тип А" w:hAnsi="ГОСТ тип А"/>
-              <w:i/>
-              <w:sz w:val="44"/>
-              <w:szCs w:val="44"/>
-            </w:rPr>
-            <w:t>-</w:t>
-          </w:r>
-          <w:r>
-            <w:rPr>
-              <w:rFonts w:ascii="ГОСТ тип А" w:hAnsi="ГОСТ тип А"/>
-              <w:i/>
-              <w:sz w:val="44"/>
-              <w:szCs w:val="44"/>
-            </w:rPr>
-            <w:t>3501000</w:t>
+            <w:t>21М298-ВКР-000</w:t>
           </w:r>
         </w:p>
       </w:tc>
@@ -11084,7 +11133,25 @@
               <w:sz w:val="44"/>
               <w:szCs w:val="44"/>
             </w:rPr>
-            <w:t>1М298-КЭ2-000</w:t>
+            <w:t>1М298-</w:t>
+          </w:r>
+          <w:r>
+            <w:rPr>
+              <w:rFonts w:ascii="ГОСТ тип А" w:hAnsi="ГОСТ тип А"/>
+              <w:i/>
+              <w:sz w:val="44"/>
+              <w:szCs w:val="44"/>
+            </w:rPr>
+            <w:t>ВКР</w:t>
+          </w:r>
+          <w:r>
+            <w:rPr>
+              <w:rFonts w:ascii="ГОСТ тип А" w:hAnsi="ГОСТ тип А"/>
+              <w:i/>
+              <w:sz w:val="44"/>
+              <w:szCs w:val="44"/>
+            </w:rPr>
+            <w:t>-000</w:t>
           </w:r>
         </w:p>
       </w:tc>
@@ -11489,6 +11556,7 @@
               <w:szCs w:val="20"/>
             </w:rPr>
           </w:pPr>
+          <w:proofErr w:type="spellStart"/>
           <w:r>
             <w:rPr>
               <w:rFonts w:ascii="ГОСТ тип А" w:hAnsi="ГОСТ тип А"/>
@@ -11496,7 +11564,17 @@
               <w:sz w:val="20"/>
               <w:szCs w:val="20"/>
             </w:rPr>
-            <w:t>Разраб.</w:t>
+            <w:t>Разраб</w:t>
+          </w:r>
+          <w:proofErr w:type="spellEnd"/>
+          <w:r>
+            <w:rPr>
+              <w:rFonts w:ascii="ГОСТ тип А" w:hAnsi="ГОСТ тип А"/>
+              <w:i/>
+              <w:sz w:val="20"/>
+              <w:szCs w:val="20"/>
+            </w:rPr>
+            <w:t>.</w:t>
           </w:r>
         </w:p>
       </w:tc>
@@ -11619,7 +11697,7 @@
               <w:sz w:val="36"/>
               <w:szCs w:val="36"/>
             </w:rPr>
-            <w:t>Вариатор</w:t>
+            <w:t>Гибридная бесступенчатая коробка передач</w:t>
           </w:r>
         </w:p>
       </w:tc>
@@ -11784,6 +11862,26 @@
               <w:szCs w:val="20"/>
             </w:rPr>
           </w:pPr>
+          <w:proofErr w:type="spellStart"/>
+          <w:r>
+            <w:rPr>
+              <w:rFonts w:ascii="ГОСТ тип А" w:hAnsi="ГОСТ тип А"/>
+              <w:i/>
+              <w:sz w:val="20"/>
+              <w:szCs w:val="20"/>
+            </w:rPr>
+            <w:t>Шаболин</w:t>
+          </w:r>
+          <w:proofErr w:type="spellEnd"/>
+          <w:r>
+            <w:rPr>
+              <w:rFonts w:ascii="ГОСТ тип А" w:hAnsi="ГОСТ тип А"/>
+              <w:i/>
+              <w:sz w:val="20"/>
+              <w:szCs w:val="20"/>
+            </w:rPr>
+            <w:t xml:space="preserve"> М.Л.</w:t>
+          </w:r>
         </w:p>
       </w:tc>
       <w:tc>
@@ -12187,7 +12285,7 @@
               <w:rFonts w:ascii="ГОСТ тип А" w:hAnsi="ГОСТ тип А"/>
               <w:i/>
             </w:rPr>
-            <w:t>7</w:t>
+            <w:t>8</w:t>
           </w:r>
           <w:r>
             <w:rPr>
@@ -12260,6 +12358,15 @@
               <w:szCs w:val="20"/>
             </w:rPr>
           </w:pPr>
+          <w:r>
+            <w:rPr>
+              <w:rFonts w:ascii="ГОСТ тип А" w:hAnsi="ГОСТ тип А"/>
+              <w:i/>
+              <w:sz w:val="20"/>
+              <w:szCs w:val="20"/>
+            </w:rPr>
+            <w:t>Гончаров Р.Б.</w:t>
+          </w:r>
         </w:p>
       </w:tc>
       <w:tc>
@@ -12790,7 +12897,23 @@
                                     <w:rFonts w:ascii="ГОСТ тип А" w:hAnsi="ГОСТ тип А"/>
                                     <w:i/>
                                   </w:rPr>
-                                  <w:t>Инв. №. дубл.</w:t>
+                                  <w:t xml:space="preserve">Инв. №. </w:t>
+                                </w:r>
+                                <w:proofErr w:type="spellStart"/>
+                                <w:r>
+                                  <w:rPr>
+                                    <w:rFonts w:ascii="ГОСТ тип А" w:hAnsi="ГОСТ тип А"/>
+                                    <w:i/>
+                                  </w:rPr>
+                                  <w:t>дубл</w:t>
+                                </w:r>
+                                <w:proofErr w:type="spellEnd"/>
+                                <w:r>
+                                  <w:rPr>
+                                    <w:rFonts w:ascii="ГОСТ тип А" w:hAnsi="ГОСТ тип А"/>
+                                    <w:i/>
+                                  </w:rPr>
+                                  <w:t>.</w:t>
                                 </w:r>
                               </w:p>
                             </w:tc>
@@ -12831,12 +12954,21 @@
                                     <w:i/>
                                   </w:rPr>
                                 </w:pPr>
+                                <w:proofErr w:type="spellStart"/>
                                 <w:r>
                                   <w:rPr>
                                     <w:rFonts w:ascii="ГОСТ тип А" w:hAnsi="ГОСТ тип А"/>
                                     <w:i/>
                                   </w:rPr>
-                                  <w:t>Взам. инв. №</w:t>
+                                  <w:t>Взам</w:t>
+                                </w:r>
+                                <w:proofErr w:type="spellEnd"/>
+                                <w:r>
+                                  <w:rPr>
+                                    <w:rFonts w:ascii="ГОСТ тип А" w:hAnsi="ГОСТ тип А"/>
+                                    <w:i/>
+                                  </w:rPr>
+                                  <w:t>. инв. №</w:t>
                                 </w:r>
                               </w:p>
                             </w:tc>
@@ -13071,7 +13203,23 @@
                               <w:rFonts w:ascii="ГОСТ тип А" w:hAnsi="ГОСТ тип А"/>
                               <w:i/>
                             </w:rPr>
-                            <w:t>Инв. №. дубл.</w:t>
+                            <w:t xml:space="preserve">Инв. №. </w:t>
+                          </w:r>
+                          <w:proofErr w:type="spellStart"/>
+                          <w:r>
+                            <w:rPr>
+                              <w:rFonts w:ascii="ГОСТ тип А" w:hAnsi="ГОСТ тип А"/>
+                              <w:i/>
+                            </w:rPr>
+                            <w:t>дубл</w:t>
+                          </w:r>
+                          <w:proofErr w:type="spellEnd"/>
+                          <w:r>
+                            <w:rPr>
+                              <w:rFonts w:ascii="ГОСТ тип А" w:hAnsi="ГОСТ тип А"/>
+                              <w:i/>
+                            </w:rPr>
+                            <w:t>.</w:t>
                           </w:r>
                         </w:p>
                       </w:tc>
@@ -13112,12 +13260,21 @@
                               <w:i/>
                             </w:rPr>
                           </w:pPr>
+                          <w:proofErr w:type="spellStart"/>
                           <w:r>
                             <w:rPr>
                               <w:rFonts w:ascii="ГОСТ тип А" w:hAnsi="ГОСТ тип А"/>
                               <w:i/>
                             </w:rPr>
-                            <w:t>Взам. инв. №</w:t>
+                            <w:t>Взам</w:t>
+                          </w:r>
+                          <w:proofErr w:type="spellEnd"/>
+                          <w:r>
+                            <w:rPr>
+                              <w:rFonts w:ascii="ГОСТ тип А" w:hAnsi="ГОСТ тип А"/>
+                              <w:i/>
+                            </w:rPr>
+                            <w:t>. инв. №</w:t>
                           </w:r>
                         </w:p>
                       </w:tc>
@@ -13428,12 +13585,21 @@
                                     <w:i/>
                                   </w:rPr>
                                 </w:pPr>
+                                <w:proofErr w:type="spellStart"/>
                                 <w:r>
                                   <w:rPr>
                                     <w:rFonts w:ascii="ГОСТ тип А" w:hAnsi="ГОСТ тип А"/>
                                     <w:i/>
                                   </w:rPr>
-                                  <w:t>Перв. прим.</w:t>
+                                  <w:t>Перв</w:t>
+                                </w:r>
+                                <w:proofErr w:type="spellEnd"/>
+                                <w:r>
+                                  <w:rPr>
+                                    <w:rFonts w:ascii="ГОСТ тип А" w:hAnsi="ГОСТ тип А"/>
+                                    <w:i/>
+                                  </w:rPr>
+                                  <w:t>. прим.</w:t>
                                 </w:r>
                               </w:p>
                             </w:tc>
@@ -13456,7 +13622,21 @@
                                     <w:rFonts w:ascii="ГОСТ тип А" w:hAnsi="ГОСТ тип А"/>
                                     <w:i/>
                                   </w:rPr>
-                                  <w:t>21М298-КЭ2-000</w:t>
+                                  <w:t>21М298-</w:t>
+                                </w:r>
+                                <w:r>
+                                  <w:rPr>
+                                    <w:rFonts w:ascii="ГОСТ тип А" w:hAnsi="ГОСТ тип А"/>
+                                    <w:i/>
+                                  </w:rPr>
+                                  <w:t>ВКР</w:t>
+                                </w:r>
+                                <w:r>
+                                  <w:rPr>
+                                    <w:rFonts w:ascii="ГОСТ тип А" w:hAnsi="ГОСТ тип А"/>
+                                    <w:i/>
+                                  </w:rPr>
+                                  <w:t>-000</w:t>
                                 </w:r>
                               </w:p>
                             </w:tc>
@@ -13579,12 +13759,21 @@
                               <w:i/>
                             </w:rPr>
                           </w:pPr>
+                          <w:proofErr w:type="spellStart"/>
                           <w:r>
                             <w:rPr>
                               <w:rFonts w:ascii="ГОСТ тип А" w:hAnsi="ГОСТ тип А"/>
                               <w:i/>
                             </w:rPr>
-                            <w:t>Перв. прим.</w:t>
+                            <w:t>Перв</w:t>
+                          </w:r>
+                          <w:proofErr w:type="spellEnd"/>
+                          <w:r>
+                            <w:rPr>
+                              <w:rFonts w:ascii="ГОСТ тип А" w:hAnsi="ГОСТ тип А"/>
+                              <w:i/>
+                            </w:rPr>
+                            <w:t>. прим.</w:t>
                           </w:r>
                         </w:p>
                       </w:tc>
@@ -13607,7 +13796,21 @@
                               <w:rFonts w:ascii="ГОСТ тип А" w:hAnsi="ГОСТ тип А"/>
                               <w:i/>
                             </w:rPr>
-                            <w:t>21М298-КЭ2-000</w:t>
+                            <w:t>21М298-</w:t>
+                          </w:r>
+                          <w:r>
+                            <w:rPr>
+                              <w:rFonts w:ascii="ГОСТ тип А" w:hAnsi="ГОСТ тип А"/>
+                              <w:i/>
+                            </w:rPr>
+                            <w:t>ВКР</w:t>
+                          </w:r>
+                          <w:r>
+                            <w:rPr>
+                              <w:rFonts w:ascii="ГОСТ тип А" w:hAnsi="ГОСТ тип А"/>
+                              <w:i/>
+                            </w:rPr>
+                            <w:t>-000</w:t>
                           </w:r>
                         </w:p>
                       </w:tc>
@@ -13812,7 +14015,23 @@
                                     <w:rFonts w:ascii="ГОСТ тип А" w:hAnsi="ГОСТ тип А"/>
                                     <w:i/>
                                   </w:rPr>
-                                  <w:t>Инв. №. дубл.</w:t>
+                                  <w:t xml:space="preserve">Инв. №. </w:t>
+                                </w:r>
+                                <w:proofErr w:type="spellStart"/>
+                                <w:r>
+                                  <w:rPr>
+                                    <w:rFonts w:ascii="ГОСТ тип А" w:hAnsi="ГОСТ тип А"/>
+                                    <w:i/>
+                                  </w:rPr>
+                                  <w:t>дубл</w:t>
+                                </w:r>
+                                <w:proofErr w:type="spellEnd"/>
+                                <w:r>
+                                  <w:rPr>
+                                    <w:rFonts w:ascii="ГОСТ тип А" w:hAnsi="ГОСТ тип А"/>
+                                    <w:i/>
+                                  </w:rPr>
+                                  <w:t>.</w:t>
                                 </w:r>
                               </w:p>
                             </w:tc>
@@ -13853,12 +14072,21 @@
                                     <w:i/>
                                   </w:rPr>
                                 </w:pPr>
+                                <w:proofErr w:type="spellStart"/>
                                 <w:r>
                                   <w:rPr>
                                     <w:rFonts w:ascii="ГОСТ тип А" w:hAnsi="ГОСТ тип А"/>
                                     <w:i/>
                                   </w:rPr>
-                                  <w:t>Взам. инв. №</w:t>
+                                  <w:t>Взам</w:t>
+                                </w:r>
+                                <w:proofErr w:type="spellEnd"/>
+                                <w:r>
+                                  <w:rPr>
+                                    <w:rFonts w:ascii="ГОСТ тип А" w:hAnsi="ГОСТ тип А"/>
+                                    <w:i/>
+                                  </w:rPr>
+                                  <w:t>. инв. №</w:t>
                                 </w:r>
                               </w:p>
                             </w:tc>
@@ -14089,7 +14317,23 @@
                               <w:rFonts w:ascii="ГОСТ тип А" w:hAnsi="ГОСТ тип А"/>
                               <w:i/>
                             </w:rPr>
-                            <w:t>Инв. №. дубл.</w:t>
+                            <w:t xml:space="preserve">Инв. №. </w:t>
+                          </w:r>
+                          <w:proofErr w:type="spellStart"/>
+                          <w:r>
+                            <w:rPr>
+                              <w:rFonts w:ascii="ГОСТ тип А" w:hAnsi="ГОСТ тип А"/>
+                              <w:i/>
+                            </w:rPr>
+                            <w:t>дубл</w:t>
+                          </w:r>
+                          <w:proofErr w:type="spellEnd"/>
+                          <w:r>
+                            <w:rPr>
+                              <w:rFonts w:ascii="ГОСТ тип А" w:hAnsi="ГОСТ тип А"/>
+                              <w:i/>
+                            </w:rPr>
+                            <w:t>.</w:t>
                           </w:r>
                         </w:p>
                       </w:tc>
@@ -14130,12 +14374,21 @@
                               <w:i/>
                             </w:rPr>
                           </w:pPr>
+                          <w:proofErr w:type="spellStart"/>
                           <w:r>
                             <w:rPr>
                               <w:rFonts w:ascii="ГОСТ тип А" w:hAnsi="ГОСТ тип А"/>
                               <w:i/>
                             </w:rPr>
-                            <w:t>Взам. инв. №</w:t>
+                            <w:t>Взам</w:t>
+                          </w:r>
+                          <w:proofErr w:type="spellEnd"/>
+                          <w:r>
+                            <w:rPr>
+                              <w:rFonts w:ascii="ГОСТ тип А" w:hAnsi="ГОСТ тип А"/>
+                              <w:i/>
+                            </w:rPr>
+                            <w:t>. инв. №</w:t>
                           </w:r>
                         </w:p>
                       </w:tc>
